--- a/content/reports/distribution/Issue_004_Joel_Personal_Twitter.docx
+++ b/content/reports/distribution/Issue_004_Joel_Personal_Twitter.docx
@@ -486,7 +486,7 @@
           <w:sz w:val="32"/>
           <w:szCs w:val="32"/>
         </w:rPr>
-        <w:t xml:space="preserve">Thread 2: the SparkLend Sky mechanism</w:t>
+        <w:t xml:space="preserve">Standalone tweets</w:t>
       </w:r>
     </w:p>
     <w:p>
@@ -502,32 +502,47 @@
           <w:sz w:val="22"/>
           <w:szCs w:val="22"/>
         </w:rPr>
-        <w:t xml:space="preserve">T1  </w:t>
-      </w:r>
-      <w:r>
-        <w:rPr>
-          <w:rFonts w:ascii="Georgia" w:cs="Georgia" w:eastAsia="Georgia" w:hAnsi="Georgia"/>
-          <w:b/>
-          <w:bCs/>
-          <w:sz w:val="22"/>
-          <w:szCs w:val="22"/>
-        </w:rPr>
-        <w:t xml:space="preserve">Thread 2</w:t>
-      </w:r>
-    </w:p>
-    <w:p>
-      <w:pPr>
-        <w:shd w:fill="F7F4ED" w:val="clear"/>
-        <w:spacing w:after="120"/>
-        <w:ind w:left="360"/>
-      </w:pPr>
-      <w:r>
-        <w:rPr>
-          <w:rFonts w:ascii="Georgia" w:cs="Georgia" w:eastAsia="Georgia" w:hAnsi="Georgia"/>
-          <w:sz w:val="22"/>
-          <w:szCs w:val="22"/>
-        </w:rPr>
-        <w:t xml:space="preserve">The most consequential thing in this month's data, for me, is that five of SparkLend's 18 reserves do not work like the USDC markets on the other five protocols at all.</w:t>
+        <w:t xml:space="preserve">S.1  </w:t>
+      </w:r>
+      <w:r>
+        <w:rPr>
+          <w:rFonts w:ascii="Georgia" w:cs="Georgia" w:eastAsia="Georgia" w:hAnsi="Georgia"/>
+          <w:b/>
+          <w:bCs/>
+          <w:sz w:val="22"/>
+          <w:szCs w:val="22"/>
+        </w:rPr>
+        <w:t xml:space="preserve">Sentora crossover as a vault-surface story</w:t>
+      </w:r>
+    </w:p>
+    <w:p>
+      <w:pPr>
+        <w:shd w:fill="F7F4ED" w:val="clear"/>
+        <w:spacing w:after="120"/>
+        <w:ind w:left="360"/>
+      </w:pPr>
+      <w:r>
+        <w:rPr>
+          <w:rFonts w:ascii="Georgia" w:cs="Georgia" w:eastAsia="Georgia" w:hAnsi="Georgia"/>
+          <w:sz w:val="22"/>
+          <w:szCs w:val="22"/>
+        </w:rPr>
+        <w:t xml:space="preserve">Sentora overtaking Steakhouse as Morpho's largest curator on Ethereum is a story about the vault surface, one level below protocol flow. Morpho took +$135M at the protocol level in July; underneath, Sentora consolidated from 27.65% in May to 33.56% in July on three concentrated V2 vaults. Across the full Morpho landscape, Steakhouse still leads on the strength of its Base book.</w:t>
+      </w:r>
+    </w:p>
+    <w:p>
+      <w:pPr>
+        <w:shd w:fill="F7F4ED" w:val="clear"/>
+        <w:spacing w:after="120"/>
+        <w:ind w:left="360"/>
+      </w:pPr>
+      <w:r>
+        <w:rPr>
+          <w:rFonts w:ascii="Georgia" w:cs="Georgia" w:eastAsia="Georgia" w:hAnsi="Georgia"/>
+          <w:sz w:val="22"/>
+          <w:szCs w:val="22"/>
+        </w:rPr>
+        <w:t xml:space="preserve">https://datumlab.xyz/resources/reports/state-of-lending-ethereum-july-2026</w:t>
       </w:r>
     </w:p>
     <w:p>
@@ -544,460 +559,7 @@
           <w:sz w:val="18"/>
           <w:szCs w:val="18"/>
         </w:rPr>
-        <w:t xml:space="preserve">168 characters</w:t>
-      </w:r>
-    </w:p>
-    <w:p>
-      <w:pPr>
-        <w:spacing w:after="120" w:before="280"/>
-      </w:pPr>
-      <w:r>
-        <w:rPr>
-          <w:rFonts w:ascii="Georgia" w:cs="Georgia" w:eastAsia="Georgia" w:hAnsi="Georgia"/>
-          <w:b/>
-          <w:bCs/>
-          <w:color w:val="C5511A"/>
-          <w:sz w:val="22"/>
-          <w:szCs w:val="22"/>
-        </w:rPr>
-        <w:t xml:space="preserve">T2  </w:t>
-      </w:r>
-      <w:r>
-        <w:rPr>
-          <w:rFonts w:ascii="Georgia" w:cs="Georgia" w:eastAsia="Georgia" w:hAnsi="Georgia"/>
-          <w:b/>
-          <w:bCs/>
-          <w:sz w:val="22"/>
-          <w:szCs w:val="22"/>
-        </w:rPr>
-        <w:t xml:space="preserve">Thread 2</w:t>
-      </w:r>
-    </w:p>
-    <w:p>
-      <w:pPr>
-        <w:shd w:fill="F7F4ED" w:val="clear"/>
-        <w:spacing w:after="120"/>
-        <w:ind w:left="360"/>
-      </w:pPr>
-      <w:r>
-        <w:rPr>
-          <w:rFonts w:ascii="Georgia" w:cs="Georgia" w:eastAsia="Georgia" w:hAnsi="Georgia"/>
-          <w:sz w:val="22"/>
-          <w:szCs w:val="22"/>
-        </w:rPr>
-        <w:t xml:space="preserve">All five are stablecoins: DAI, USDC, USDT, USDS, PYUSD. Their borrow rate tracks the Sky Base Rate, the wholesale cost of the USDS that SparkLend lends against as a Sky Agent, rather than pool utilization.</w:t>
-      </w:r>
-    </w:p>
-    <w:p>
-      <w:pPr>
-        <w:spacing w:after="160"/>
-        <w:ind w:left="360"/>
-      </w:pPr>
-      <w:r>
-        <w:rPr>
-          <w:rFonts w:ascii="Georgia" w:cs="Georgia" w:eastAsia="Georgia" w:hAnsi="Georgia"/>
-          <w:i/>
-          <w:iCs/>
-          <w:color w:val="595959"/>
-          <w:sz w:val="18"/>
-          <w:szCs w:val="18"/>
-        </w:rPr>
-        <w:t xml:space="preserve">205 characters</w:t>
-      </w:r>
-    </w:p>
-    <w:p>
-      <w:pPr>
-        <w:spacing w:after="120" w:before="280"/>
-      </w:pPr>
-      <w:r>
-        <w:rPr>
-          <w:rFonts w:ascii="Georgia" w:cs="Georgia" w:eastAsia="Georgia" w:hAnsi="Georgia"/>
-          <w:b/>
-          <w:bCs/>
-          <w:color w:val="C5511A"/>
-          <w:sz w:val="22"/>
-          <w:szCs w:val="22"/>
-        </w:rPr>
-        <w:t xml:space="preserve">T3  </w:t>
-      </w:r>
-      <w:r>
-        <w:rPr>
-          <w:rFonts w:ascii="Georgia" w:cs="Georgia" w:eastAsia="Georgia" w:hAnsi="Georgia"/>
-          <w:b/>
-          <w:bCs/>
-          <w:sz w:val="22"/>
-          <w:szCs w:val="22"/>
-        </w:rPr>
-        <w:t xml:space="preserve">Thread 2</w:t>
-      </w:r>
-    </w:p>
-    <w:p>
-      <w:pPr>
-        <w:shd w:fill="F7F4ED" w:val="clear"/>
-        <w:spacing w:after="120"/>
-        <w:ind w:left="360"/>
-      </w:pPr>
-      <w:r>
-        <w:rPr>
-          <w:rFonts w:ascii="Georgia" w:cs="Georgia" w:eastAsia="Georgia" w:hAnsi="Georgia"/>
-          <w:sz w:val="22"/>
-          <w:szCs w:val="22"/>
-        </w:rPr>
-        <w:t xml:space="preserve">On July 23 at 14:43 UTC, Sky's Atlas Edit spell cut that Base Rate from 3.90% to 3.72%. SparkLend's USDC retail rate stepped from 4.42% to 4.28% in the same cycle. All five Sky-linked reserves moved together. The other 13 did not.</w:t>
-      </w:r>
-    </w:p>
-    <w:p>
-      <w:pPr>
-        <w:spacing w:after="160"/>
-        <w:ind w:left="360"/>
-      </w:pPr>
-      <w:r>
-        <w:rPr>
-          <w:rFonts w:ascii="Georgia" w:cs="Georgia" w:eastAsia="Georgia" w:hAnsi="Georgia"/>
-          <w:i/>
-          <w:iCs/>
-          <w:color w:val="595959"/>
-          <w:sz w:val="18"/>
-          <w:szCs w:val="18"/>
-        </w:rPr>
-        <w:t xml:space="preserve">230 characters</w:t>
-      </w:r>
-    </w:p>
-    <w:p>
-      <w:pPr>
-        <w:spacing w:after="120" w:before="280"/>
-      </w:pPr>
-      <w:r>
-        <w:rPr>
-          <w:rFonts w:ascii="Georgia" w:cs="Georgia" w:eastAsia="Georgia" w:hAnsi="Georgia"/>
-          <w:b/>
-          <w:bCs/>
-          <w:color w:val="C5511A"/>
-          <w:sz w:val="22"/>
-          <w:szCs w:val="22"/>
-        </w:rPr>
-        <w:t xml:space="preserve">T4  </w:t>
-      </w:r>
-      <w:r>
-        <w:rPr>
-          <w:rFonts w:ascii="Georgia" w:cs="Georgia" w:eastAsia="Georgia" w:hAnsi="Georgia"/>
-          <w:b/>
-          <w:bCs/>
-          <w:sz w:val="22"/>
-          <w:szCs w:val="22"/>
-        </w:rPr>
-        <w:t xml:space="preserve">Thread 2</w:t>
-      </w:r>
-    </w:p>
-    <w:p>
-      <w:pPr>
-        <w:shd w:fill="F7F4ED" w:val="clear"/>
-        <w:spacing w:after="120"/>
-        <w:ind w:left="360"/>
-      </w:pPr>
-      <w:r>
-        <w:rPr>
-          <w:rFonts w:ascii="Georgia" w:cs="Georgia" w:eastAsia="Georgia" w:hAnsi="Georgia"/>
-          <w:sz w:val="22"/>
-          <w:szCs w:val="22"/>
-        </w:rPr>
-        <w:t xml:space="preserve">The subtle part is July 6. USDC stepped that day too, 4.61% to 4.42%, but the Base Rate held and the other four stablecoins stayed put. July 6 was Spark compressing its own markup over the wholesale rate. July 23 was Sky cutting the wholesale rate itself. Two different events.</w:t>
-      </w:r>
-    </w:p>
-    <w:p>
-      <w:pPr>
-        <w:spacing w:after="160"/>
-        <w:ind w:left="360"/>
-      </w:pPr>
-      <w:r>
-        <w:rPr>
-          <w:rFonts w:ascii="Georgia" w:cs="Georgia" w:eastAsia="Georgia" w:hAnsi="Georgia"/>
-          <w:i/>
-          <w:iCs/>
-          <w:color w:val="595959"/>
-          <w:sz w:val="18"/>
-          <w:szCs w:val="18"/>
-        </w:rPr>
-        <w:t xml:space="preserve">277 characters</w:t>
-      </w:r>
-    </w:p>
-    <w:p>
-      <w:pPr>
-        <w:spacing w:after="120" w:before="280"/>
-      </w:pPr>
-      <w:r>
-        <w:rPr>
-          <w:rFonts w:ascii="Georgia" w:cs="Georgia" w:eastAsia="Georgia" w:hAnsi="Georgia"/>
-          <w:b/>
-          <w:bCs/>
-          <w:color w:val="C5511A"/>
-          <w:sz w:val="22"/>
-          <w:szCs w:val="22"/>
-        </w:rPr>
-        <w:t xml:space="preserve">T5  </w:t>
-      </w:r>
-      <w:r>
-        <w:rPr>
-          <w:rFonts w:ascii="Georgia" w:cs="Georgia" w:eastAsia="Georgia" w:hAnsi="Georgia"/>
-          <w:b/>
-          <w:bCs/>
-          <w:sz w:val="22"/>
-          <w:szCs w:val="22"/>
-        </w:rPr>
-        <w:t xml:space="preserve">Thread 2</w:t>
-      </w:r>
-    </w:p>
-    <w:p>
-      <w:pPr>
-        <w:shd w:fill="F7F4ED" w:val="clear"/>
-        <w:spacing w:after="120"/>
-        <w:ind w:left="360"/>
-      </w:pPr>
-      <w:r>
-        <w:rPr>
-          <w:rFonts w:ascii="Georgia" w:cs="Georgia" w:eastAsia="Georgia" w:hAnsi="Georgia"/>
-          <w:sz w:val="22"/>
-          <w:szCs w:val="22"/>
-        </w:rPr>
-        <w:t xml:space="preserve">On-chain, the five point at one Sky-linked rate source, 0x57027B62, which references sUSDS. The collateral book, WETH, wstETH, WBTC and the rest, still clears on Aave-shape utilization curves. SparkLend is a hybrid.</w:t>
-      </w:r>
-    </w:p>
-    <w:p>
-      <w:pPr>
-        <w:spacing w:after="160"/>
-        <w:ind w:left="360"/>
-      </w:pPr>
-      <w:r>
-        <w:rPr>
-          <w:rFonts w:ascii="Georgia" w:cs="Georgia" w:eastAsia="Georgia" w:hAnsi="Georgia"/>
-          <w:i/>
-          <w:iCs/>
-          <w:color w:val="595959"/>
-          <w:sz w:val="18"/>
-          <w:szCs w:val="18"/>
-        </w:rPr>
-        <w:t xml:space="preserve">215 characters</w:t>
-      </w:r>
-    </w:p>
-    <w:p>
-      <w:pPr>
-        <w:spacing w:after="120" w:before="280"/>
-      </w:pPr>
-      <w:r>
-        <w:rPr>
-          <w:rFonts w:ascii="Georgia" w:cs="Georgia" w:eastAsia="Georgia" w:hAnsi="Georgia"/>
-          <w:b/>
-          <w:bCs/>
-          <w:color w:val="C5511A"/>
-          <w:sz w:val="22"/>
-          <w:szCs w:val="22"/>
-        </w:rPr>
-        <w:t xml:space="preserve">T6  </w:t>
-      </w:r>
-      <w:r>
-        <w:rPr>
-          <w:rFonts w:ascii="Georgia" w:cs="Georgia" w:eastAsia="Georgia" w:hAnsi="Georgia"/>
-          <w:b/>
-          <w:bCs/>
-          <w:sz w:val="22"/>
-          <w:szCs w:val="22"/>
-        </w:rPr>
-        <w:t xml:space="preserve">Thread 2</w:t>
-      </w:r>
-    </w:p>
-    <w:p>
-      <w:pPr>
-        <w:shd w:fill="F7F4ED" w:val="clear"/>
-        <w:spacing w:after="120"/>
-        <w:ind w:left="360"/>
-      </w:pPr>
-      <w:r>
-        <w:rPr>
-          <w:rFonts w:ascii="Georgia" w:cs="Georgia" w:eastAsia="Georgia" w:hAnsi="Georgia"/>
-          <w:sz w:val="22"/>
-          <w:szCs w:val="22"/>
-        </w:rPr>
-        <w:t xml:space="preserve">The implication I keep coming back to: any cross-protocol USDC rate table that lists SparkLend next to Aave or Fluid is comparing two different primitives. Fluid's 4.66% is lender-borrower matching. SparkLend's 3.47% is a governance decision.</w:t>
-      </w:r>
-    </w:p>
-    <w:p>
-      <w:pPr>
-        <w:spacing w:after="160"/>
-        <w:ind w:left="360"/>
-      </w:pPr>
-      <w:r>
-        <w:rPr>
-          <w:rFonts w:ascii="Georgia" w:cs="Georgia" w:eastAsia="Georgia" w:hAnsi="Georgia"/>
-          <w:i/>
-          <w:iCs/>
-          <w:color w:val="595959"/>
-          <w:sz w:val="18"/>
-          <w:szCs w:val="18"/>
-        </w:rPr>
-        <w:t xml:space="preserve">242 characters</w:t>
-      </w:r>
-    </w:p>
-    <w:p>
-      <w:pPr>
-        <w:spacing w:after="120" w:before="280"/>
-      </w:pPr>
-      <w:r>
-        <w:rPr>
-          <w:rFonts w:ascii="Georgia" w:cs="Georgia" w:eastAsia="Georgia" w:hAnsi="Georgia"/>
-          <w:b/>
-          <w:bCs/>
-          <w:color w:val="C5511A"/>
-          <w:sz w:val="22"/>
-          <w:szCs w:val="22"/>
-        </w:rPr>
-        <w:t xml:space="preserve">T7  </w:t>
-      </w:r>
-      <w:r>
-        <w:rPr>
-          <w:rFonts w:ascii="Georgia" w:cs="Georgia" w:eastAsia="Georgia" w:hAnsi="Georgia"/>
-          <w:b/>
-          <w:bCs/>
-          <w:sz w:val="22"/>
-          <w:szCs w:val="22"/>
-        </w:rPr>
-        <w:t xml:space="preserve">Thread 2 (link)</w:t>
-      </w:r>
-    </w:p>
-    <w:p>
-      <w:pPr>
-        <w:shd w:fill="F7F4ED" w:val="clear"/>
-        <w:spacing w:after="120"/>
-        <w:ind w:left="360"/>
-      </w:pPr>
-      <w:r>
-        <w:rPr>
-          <w:rFonts w:ascii="Georgia" w:cs="Georgia" w:eastAsia="Georgia" w:hAnsi="Georgia"/>
-          <w:sz w:val="22"/>
-          <w:szCs w:val="22"/>
-        </w:rPr>
-        <w:t xml:space="preserve">Full July report, charts and tables throughout.</w:t>
-      </w:r>
-    </w:p>
-    <w:p>
-      <w:pPr>
-        <w:shd w:fill="F7F4ED" w:val="clear"/>
-        <w:spacing w:after="120"/>
-        <w:ind w:left="360"/>
-      </w:pPr>
-      <w:r>
-        <w:rPr>
-          <w:rFonts w:ascii="Georgia" w:cs="Georgia" w:eastAsia="Georgia" w:hAnsi="Georgia"/>
-          <w:sz w:val="22"/>
-          <w:szCs w:val="22"/>
-        </w:rPr>
-        <w:t xml:space="preserve">https://datumlab.xyz/resources/reports/state-of-lending-ethereum-july-2026</w:t>
-      </w:r>
-    </w:p>
-    <w:p>
-      <w:pPr>
-        <w:spacing w:after="160"/>
-        <w:ind w:left="360"/>
-      </w:pPr>
-      <w:r>
-        <w:rPr>
-          <w:rFonts w:ascii="Georgia" w:cs="Georgia" w:eastAsia="Georgia" w:hAnsi="Georgia"/>
-          <w:i/>
-          <w:iCs/>
-          <w:color w:val="595959"/>
-          <w:sz w:val="18"/>
-          <w:szCs w:val="18"/>
-        </w:rPr>
-        <w:t xml:space="preserve">123 characters</w:t>
-      </w:r>
-    </w:p>
-    <w:p>
-      <w:pPr>
-        <w:pStyle w:val="Heading1"/>
-        <w:spacing w:after="200" w:before="400"/>
-      </w:pPr>
-      <w:r>
-        <w:rPr>
-          <w:rFonts w:ascii="Georgia" w:cs="Georgia" w:eastAsia="Georgia" w:hAnsi="Georgia"/>
-          <w:b/>
-          <w:bCs/>
-          <w:color w:val="0E1B2C"/>
-          <w:sz w:val="32"/>
-          <w:szCs w:val="32"/>
-        </w:rPr>
-        <w:t xml:space="preserve">Standalone tweets</w:t>
-      </w:r>
-    </w:p>
-    <w:p>
-      <w:pPr>
-        <w:spacing w:after="120" w:before="280"/>
-      </w:pPr>
-      <w:r>
-        <w:rPr>
-          <w:rFonts w:ascii="Georgia" w:cs="Georgia" w:eastAsia="Georgia" w:hAnsi="Georgia"/>
-          <w:b/>
-          <w:bCs/>
-          <w:color w:val="C5511A"/>
-          <w:sz w:val="22"/>
-          <w:szCs w:val="22"/>
-        </w:rPr>
-        <w:t xml:space="preserve">S.1  </w:t>
-      </w:r>
-      <w:r>
-        <w:rPr>
-          <w:rFonts w:ascii="Georgia" w:cs="Georgia" w:eastAsia="Georgia" w:hAnsi="Georgia"/>
-          <w:b/>
-          <w:bCs/>
-          <w:sz w:val="22"/>
-          <w:szCs w:val="22"/>
-        </w:rPr>
-        <w:t xml:space="preserve">Sentora crossover as a vault-surface story</w:t>
-      </w:r>
-    </w:p>
-    <w:p>
-      <w:pPr>
-        <w:shd w:fill="F7F4ED" w:val="clear"/>
-        <w:spacing w:after="120"/>
-        <w:ind w:left="360"/>
-      </w:pPr>
-      <w:r>
-        <w:rPr>
-          <w:rFonts w:ascii="Georgia" w:cs="Georgia" w:eastAsia="Georgia" w:hAnsi="Georgia"/>
-          <w:sz w:val="22"/>
-          <w:szCs w:val="22"/>
-        </w:rPr>
-        <w:t xml:space="preserve">Sentora overtaking Steakhouse as Morpho's largest curator is a story about the vault surface, one level below protocol flow. Morpho took +$135M at the protocol level in July; underneath, Sentora consolidated from 27.65% in May to 33.56% in July on three concentrated V2 vaults.</w:t>
-      </w:r>
-    </w:p>
-    <w:p>
-      <w:pPr>
-        <w:shd w:fill="F7F4ED" w:val="clear"/>
-        <w:spacing w:after="120"/>
-        <w:ind w:left="360"/>
-      </w:pPr>
-      <w:r>
-        <w:rPr>
-          <w:rFonts w:ascii="Georgia" w:cs="Georgia" w:eastAsia="Georgia" w:hAnsi="Georgia"/>
-          <w:sz w:val="22"/>
-          <w:szCs w:val="22"/>
-        </w:rPr>
-        <w:t xml:space="preserve">https://datumlab.xyz/resources/reports/state-of-lending-ethereum-july-2026</w:t>
-      </w:r>
-    </w:p>
-    <w:p>
-      <w:pPr>
-        <w:spacing w:after="160"/>
-        <w:ind w:left="360"/>
-      </w:pPr>
-      <w:r>
-        <w:rPr>
-          <w:rFonts w:ascii="Georgia" w:cs="Georgia" w:eastAsia="Georgia" w:hAnsi="Georgia"/>
-          <w:i/>
-          <w:iCs/>
-          <w:color w:val="595959"/>
-          <w:sz w:val="18"/>
-          <w:szCs w:val="18"/>
-        </w:rPr>
-        <w:t xml:space="preserve">353 characters</w:t>
+        <w:t xml:space="preserve">456 characters</w:t>
       </w:r>
     </w:p>
     <w:p>

--- a/content/reports/distribution/Issue_004_Joel_Personal_Twitter.docx
+++ b/content/reports/distribution/Issue_004_Joel_Personal_Twitter.docx
@@ -8,7 +8,7 @@
       </w:pPr>
       <w:r>
         <w:rPr>
-          <w:rFonts w:ascii="Georgia" w:cs="Georgia" w:eastAsia="Georgia" w:hAnsi="Georgia"/>
+          <w:rFonts w:ascii="Cambria" w:cs="Cambria" w:eastAsia="Cambria" w:hAnsi="Cambria"/>
           <w:b/>
           <w:bCs/>
           <w:color w:val="0E1B2C"/>
@@ -24,7 +24,7 @@
       </w:pPr>
       <w:r>
         <w:rPr>
-          <w:rFonts w:ascii="Georgia" w:cs="Georgia" w:eastAsia="Georgia" w:hAnsi="Georgia"/>
+          <w:rFonts w:ascii="Cambria" w:cs="Cambria" w:eastAsia="Cambria" w:hAnsi="Cambria"/>
           <w:i/>
           <w:iCs/>
           <w:color w:val="595959"/>
@@ -41,7 +41,7 @@
       </w:pPr>
       <w:r>
         <w:rPr>
-          <w:rFonts w:ascii="Georgia" w:cs="Georgia" w:eastAsia="Georgia" w:hAnsi="Georgia"/>
+          <w:rFonts w:ascii="Cambria" w:cs="Cambria" w:eastAsia="Cambria" w:hAnsi="Cambria"/>
           <w:b/>
           <w:bCs/>
           <w:color w:val="0E1B2C"/>
@@ -57,7 +57,7 @@
       </w:pPr>
       <w:r>
         <w:rPr>
-          <w:rFonts w:ascii="Georgia" w:cs="Georgia" w:eastAsia="Georgia" w:hAnsi="Georgia"/>
+          <w:rFonts w:ascii="Cambria" w:cs="Cambria" w:eastAsia="Cambria" w:hAnsi="Cambria"/>
           <w:b/>
           <w:bCs/>
           <w:color w:val="C5511A"/>
@@ -68,7 +68,7 @@
       </w:r>
       <w:r>
         <w:rPr>
-          <w:rFonts w:ascii="Georgia" w:cs="Georgia" w:eastAsia="Georgia" w:hAnsi="Georgia"/>
+          <w:rFonts w:ascii="Cambria" w:cs="Cambria" w:eastAsia="Cambria" w:hAnsi="Cambria"/>
           <w:b/>
           <w:bCs/>
           <w:sz w:val="22"/>
@@ -85,7 +85,7 @@
       </w:pPr>
       <w:r>
         <w:rPr>
-          <w:rFonts w:ascii="Georgia" w:cs="Georgia" w:eastAsia="Georgia" w:hAnsi="Georgia"/>
+          <w:rFonts w:ascii="Cambria" w:cs="Cambria" w:eastAsia="Cambria" w:hAnsi="Cambria"/>
           <w:sz w:val="22"/>
           <w:szCs w:val="22"/>
         </w:rPr>
@@ -99,7 +99,7 @@
       </w:pPr>
       <w:r>
         <w:rPr>
-          <w:rFonts w:ascii="Georgia" w:cs="Georgia" w:eastAsia="Georgia" w:hAnsi="Georgia"/>
+          <w:rFonts w:ascii="Cambria" w:cs="Cambria" w:eastAsia="Cambria" w:hAnsi="Cambria"/>
           <w:i/>
           <w:iCs/>
           <w:color w:val="595959"/>
@@ -115,7 +115,7 @@
       </w:pPr>
       <w:r>
         <w:rPr>
-          <w:rFonts w:ascii="Georgia" w:cs="Georgia" w:eastAsia="Georgia" w:hAnsi="Georgia"/>
+          <w:rFonts w:ascii="Cambria" w:cs="Cambria" w:eastAsia="Cambria" w:hAnsi="Cambria"/>
           <w:b/>
           <w:bCs/>
           <w:color w:val="C5511A"/>
@@ -126,7 +126,7 @@
       </w:r>
       <w:r>
         <w:rPr>
-          <w:rFonts w:ascii="Georgia" w:cs="Georgia" w:eastAsia="Georgia" w:hAnsi="Georgia"/>
+          <w:rFonts w:ascii="Cambria" w:cs="Cambria" w:eastAsia="Cambria" w:hAnsi="Cambria"/>
           <w:b/>
           <w:bCs/>
           <w:sz w:val="22"/>
@@ -143,7 +143,7 @@
       </w:pPr>
       <w:r>
         <w:rPr>
-          <w:rFonts w:ascii="Georgia" w:cs="Georgia" w:eastAsia="Georgia" w:hAnsi="Georgia"/>
+          <w:rFonts w:ascii="Cambria" w:cs="Cambria" w:eastAsia="Cambria" w:hAnsi="Cambria"/>
           <w:sz w:val="22"/>
           <w:szCs w:val="22"/>
         </w:rPr>
@@ -157,7 +157,7 @@
       </w:pPr>
       <w:r>
         <w:rPr>
-          <w:rFonts w:ascii="Georgia" w:cs="Georgia" w:eastAsia="Georgia" w:hAnsi="Georgia"/>
+          <w:rFonts w:ascii="Cambria" w:cs="Cambria" w:eastAsia="Cambria" w:hAnsi="Cambria"/>
           <w:i/>
           <w:iCs/>
           <w:color w:val="595959"/>
@@ -173,7 +173,7 @@
       </w:pPr>
       <w:r>
         <w:rPr>
-          <w:rFonts w:ascii="Georgia" w:cs="Georgia" w:eastAsia="Georgia" w:hAnsi="Georgia"/>
+          <w:rFonts w:ascii="Cambria" w:cs="Cambria" w:eastAsia="Cambria" w:hAnsi="Cambria"/>
           <w:b/>
           <w:bCs/>
           <w:color w:val="C5511A"/>
@@ -184,7 +184,7 @@
       </w:r>
       <w:r>
         <w:rPr>
-          <w:rFonts w:ascii="Georgia" w:cs="Georgia" w:eastAsia="Georgia" w:hAnsi="Georgia"/>
+          <w:rFonts w:ascii="Cambria" w:cs="Cambria" w:eastAsia="Cambria" w:hAnsi="Cambria"/>
           <w:b/>
           <w:bCs/>
           <w:sz w:val="22"/>
@@ -201,7 +201,7 @@
       </w:pPr>
       <w:r>
         <w:rPr>
-          <w:rFonts w:ascii="Georgia" w:cs="Georgia" w:eastAsia="Georgia" w:hAnsi="Georgia"/>
+          <w:rFonts w:ascii="Cambria" w:cs="Cambria" w:eastAsia="Cambria" w:hAnsi="Cambria"/>
           <w:sz w:val="22"/>
           <w:szCs w:val="22"/>
         </w:rPr>
@@ -215,7 +215,7 @@
       </w:pPr>
       <w:r>
         <w:rPr>
-          <w:rFonts w:ascii="Georgia" w:cs="Georgia" w:eastAsia="Georgia" w:hAnsi="Georgia"/>
+          <w:rFonts w:ascii="Cambria" w:cs="Cambria" w:eastAsia="Cambria" w:hAnsi="Cambria"/>
           <w:i/>
           <w:iCs/>
           <w:color w:val="595959"/>
@@ -231,7 +231,7 @@
       </w:pPr>
       <w:r>
         <w:rPr>
-          <w:rFonts w:ascii="Georgia" w:cs="Georgia" w:eastAsia="Georgia" w:hAnsi="Georgia"/>
+          <w:rFonts w:ascii="Cambria" w:cs="Cambria" w:eastAsia="Cambria" w:hAnsi="Cambria"/>
           <w:b/>
           <w:bCs/>
           <w:color w:val="C5511A"/>
@@ -242,7 +242,7 @@
       </w:r>
       <w:r>
         <w:rPr>
-          <w:rFonts w:ascii="Georgia" w:cs="Georgia" w:eastAsia="Georgia" w:hAnsi="Georgia"/>
+          <w:rFonts w:ascii="Cambria" w:cs="Cambria" w:eastAsia="Cambria" w:hAnsi="Cambria"/>
           <w:b/>
           <w:bCs/>
           <w:sz w:val="22"/>
@@ -259,7 +259,7 @@
       </w:pPr>
       <w:r>
         <w:rPr>
-          <w:rFonts w:ascii="Georgia" w:cs="Georgia" w:eastAsia="Georgia" w:hAnsi="Georgia"/>
+          <w:rFonts w:ascii="Cambria" w:cs="Cambria" w:eastAsia="Cambria" w:hAnsi="Cambria"/>
           <w:sz w:val="22"/>
           <w:szCs w:val="22"/>
         </w:rPr>
@@ -273,7 +273,7 @@
       </w:pPr>
       <w:r>
         <w:rPr>
-          <w:rFonts w:ascii="Georgia" w:cs="Georgia" w:eastAsia="Georgia" w:hAnsi="Georgia"/>
+          <w:rFonts w:ascii="Cambria" w:cs="Cambria" w:eastAsia="Cambria" w:hAnsi="Cambria"/>
           <w:i/>
           <w:iCs/>
           <w:color w:val="595959"/>
@@ -289,7 +289,7 @@
       </w:pPr>
       <w:r>
         <w:rPr>
-          <w:rFonts w:ascii="Georgia" w:cs="Georgia" w:eastAsia="Georgia" w:hAnsi="Georgia"/>
+          <w:rFonts w:ascii="Cambria" w:cs="Cambria" w:eastAsia="Cambria" w:hAnsi="Cambria"/>
           <w:b/>
           <w:bCs/>
           <w:color w:val="C5511A"/>
@@ -300,7 +300,7 @@
       </w:r>
       <w:r>
         <w:rPr>
-          <w:rFonts w:ascii="Georgia" w:cs="Georgia" w:eastAsia="Georgia" w:hAnsi="Georgia"/>
+          <w:rFonts w:ascii="Cambria" w:cs="Cambria" w:eastAsia="Cambria" w:hAnsi="Cambria"/>
           <w:b/>
           <w:bCs/>
           <w:sz w:val="22"/>
@@ -317,7 +317,7 @@
       </w:pPr>
       <w:r>
         <w:rPr>
-          <w:rFonts w:ascii="Georgia" w:cs="Georgia" w:eastAsia="Georgia" w:hAnsi="Georgia"/>
+          <w:rFonts w:ascii="Cambria" w:cs="Cambria" w:eastAsia="Cambria" w:hAnsi="Cambria"/>
           <w:sz w:val="22"/>
           <w:szCs w:val="22"/>
         </w:rPr>
@@ -331,7 +331,7 @@
       </w:pPr>
       <w:r>
         <w:rPr>
-          <w:rFonts w:ascii="Georgia" w:cs="Georgia" w:eastAsia="Georgia" w:hAnsi="Georgia"/>
+          <w:rFonts w:ascii="Cambria" w:cs="Cambria" w:eastAsia="Cambria" w:hAnsi="Cambria"/>
           <w:i/>
           <w:iCs/>
           <w:color w:val="595959"/>
@@ -347,7 +347,7 @@
       </w:pPr>
       <w:r>
         <w:rPr>
-          <w:rFonts w:ascii="Georgia" w:cs="Georgia" w:eastAsia="Georgia" w:hAnsi="Georgia"/>
+          <w:rFonts w:ascii="Cambria" w:cs="Cambria" w:eastAsia="Cambria" w:hAnsi="Cambria"/>
           <w:b/>
           <w:bCs/>
           <w:color w:val="C5511A"/>
@@ -358,7 +358,7 @@
       </w:r>
       <w:r>
         <w:rPr>
-          <w:rFonts w:ascii="Georgia" w:cs="Georgia" w:eastAsia="Georgia" w:hAnsi="Georgia"/>
+          <w:rFonts w:ascii="Cambria" w:cs="Cambria" w:eastAsia="Cambria" w:hAnsi="Cambria"/>
           <w:b/>
           <w:bCs/>
           <w:sz w:val="22"/>
@@ -375,7 +375,7 @@
       </w:pPr>
       <w:r>
         <w:rPr>
-          <w:rFonts w:ascii="Georgia" w:cs="Georgia" w:eastAsia="Georgia" w:hAnsi="Georgia"/>
+          <w:rFonts w:ascii="Cambria" w:cs="Cambria" w:eastAsia="Cambria" w:hAnsi="Cambria"/>
           <w:sz w:val="22"/>
           <w:szCs w:val="22"/>
         </w:rPr>
@@ -389,7 +389,7 @@
       </w:pPr>
       <w:r>
         <w:rPr>
-          <w:rFonts w:ascii="Georgia" w:cs="Georgia" w:eastAsia="Georgia" w:hAnsi="Georgia"/>
+          <w:rFonts w:ascii="Cambria" w:cs="Cambria" w:eastAsia="Cambria" w:hAnsi="Cambria"/>
           <w:i/>
           <w:iCs/>
           <w:color w:val="595959"/>
@@ -405,7 +405,7 @@
       </w:pPr>
       <w:r>
         <w:rPr>
-          <w:rFonts w:ascii="Georgia" w:cs="Georgia" w:eastAsia="Georgia" w:hAnsi="Georgia"/>
+          <w:rFonts w:ascii="Cambria" w:cs="Cambria" w:eastAsia="Cambria" w:hAnsi="Cambria"/>
           <w:b/>
           <w:bCs/>
           <w:color w:val="C5511A"/>
@@ -416,7 +416,7 @@
       </w:r>
       <w:r>
         <w:rPr>
-          <w:rFonts w:ascii="Georgia" w:cs="Georgia" w:eastAsia="Georgia" w:hAnsi="Georgia"/>
+          <w:rFonts w:ascii="Cambria" w:cs="Cambria" w:eastAsia="Cambria" w:hAnsi="Cambria"/>
           <w:b/>
           <w:bCs/>
           <w:sz w:val="22"/>
@@ -433,7 +433,7 @@
       </w:pPr>
       <w:r>
         <w:rPr>
-          <w:rFonts w:ascii="Georgia" w:cs="Georgia" w:eastAsia="Georgia" w:hAnsi="Georgia"/>
+          <w:rFonts w:ascii="Cambria" w:cs="Cambria" w:eastAsia="Cambria" w:hAnsi="Cambria"/>
           <w:sz w:val="22"/>
           <w:szCs w:val="22"/>
         </w:rPr>
@@ -448,7 +448,7 @@
       </w:pPr>
       <w:r>
         <w:rPr>
-          <w:rFonts w:ascii="Georgia" w:cs="Georgia" w:eastAsia="Georgia" w:hAnsi="Georgia"/>
+          <w:rFonts w:ascii="Cambria" w:cs="Cambria" w:eastAsia="Cambria" w:hAnsi="Cambria"/>
           <w:sz w:val="22"/>
           <w:szCs w:val="22"/>
         </w:rPr>
@@ -462,7 +462,7 @@
       </w:pPr>
       <w:r>
         <w:rPr>
-          <w:rFonts w:ascii="Georgia" w:cs="Georgia" w:eastAsia="Georgia" w:hAnsi="Georgia"/>
+          <w:rFonts w:ascii="Cambria" w:cs="Cambria" w:eastAsia="Cambria" w:hAnsi="Cambria"/>
           <w:i/>
           <w:iCs/>
           <w:color w:val="595959"/>
@@ -479,7 +479,7 @@
       </w:pPr>
       <w:r>
         <w:rPr>
-          <w:rFonts w:ascii="Georgia" w:cs="Georgia" w:eastAsia="Georgia" w:hAnsi="Georgia"/>
+          <w:rFonts w:ascii="Cambria" w:cs="Cambria" w:eastAsia="Cambria" w:hAnsi="Cambria"/>
           <w:b/>
           <w:bCs/>
           <w:color w:val="0E1B2C"/>
@@ -495,7 +495,7 @@
       </w:pPr>
       <w:r>
         <w:rPr>
-          <w:rFonts w:ascii="Georgia" w:cs="Georgia" w:eastAsia="Georgia" w:hAnsi="Georgia"/>
+          <w:rFonts w:ascii="Cambria" w:cs="Cambria" w:eastAsia="Cambria" w:hAnsi="Cambria"/>
           <w:b/>
           <w:bCs/>
           <w:color w:val="C5511A"/>
@@ -506,7 +506,7 @@
       </w:r>
       <w:r>
         <w:rPr>
-          <w:rFonts w:ascii="Georgia" w:cs="Georgia" w:eastAsia="Georgia" w:hAnsi="Georgia"/>
+          <w:rFonts w:ascii="Cambria" w:cs="Cambria" w:eastAsia="Cambria" w:hAnsi="Cambria"/>
           <w:b/>
           <w:bCs/>
           <w:sz w:val="22"/>
@@ -523,7 +523,7 @@
       </w:pPr>
       <w:r>
         <w:rPr>
-          <w:rFonts w:ascii="Georgia" w:cs="Georgia" w:eastAsia="Georgia" w:hAnsi="Georgia"/>
+          <w:rFonts w:ascii="Cambria" w:cs="Cambria" w:eastAsia="Cambria" w:hAnsi="Cambria"/>
           <w:sz w:val="22"/>
           <w:szCs w:val="22"/>
         </w:rPr>
@@ -538,7 +538,7 @@
       </w:pPr>
       <w:r>
         <w:rPr>
-          <w:rFonts w:ascii="Georgia" w:cs="Georgia" w:eastAsia="Georgia" w:hAnsi="Georgia"/>
+          <w:rFonts w:ascii="Cambria" w:cs="Cambria" w:eastAsia="Cambria" w:hAnsi="Cambria"/>
           <w:sz w:val="22"/>
           <w:szCs w:val="22"/>
         </w:rPr>
@@ -552,7 +552,7 @@
       </w:pPr>
       <w:r>
         <w:rPr>
-          <w:rFonts w:ascii="Georgia" w:cs="Georgia" w:eastAsia="Georgia" w:hAnsi="Georgia"/>
+          <w:rFonts w:ascii="Cambria" w:cs="Cambria" w:eastAsia="Cambria" w:hAnsi="Cambria"/>
           <w:i/>
           <w:iCs/>
           <w:color w:val="595959"/>
@@ -568,7 +568,7 @@
       </w:pPr>
       <w:r>
         <w:rPr>
-          <w:rFonts w:ascii="Georgia" w:cs="Georgia" w:eastAsia="Georgia" w:hAnsi="Georgia"/>
+          <w:rFonts w:ascii="Cambria" w:cs="Cambria" w:eastAsia="Cambria" w:hAnsi="Cambria"/>
           <w:b/>
           <w:bCs/>
           <w:color w:val="C5511A"/>
@@ -579,7 +579,7 @@
       </w:r>
       <w:r>
         <w:rPr>
-          <w:rFonts w:ascii="Georgia" w:cs="Georgia" w:eastAsia="Georgia" w:hAnsi="Georgia"/>
+          <w:rFonts w:ascii="Cambria" w:cs="Cambria" w:eastAsia="Cambria" w:hAnsi="Cambria"/>
           <w:b/>
           <w:bCs/>
           <w:sz w:val="22"/>
@@ -596,7 +596,7 @@
       </w:pPr>
       <w:r>
         <w:rPr>
-          <w:rFonts w:ascii="Georgia" w:cs="Georgia" w:eastAsia="Georgia" w:hAnsi="Georgia"/>
+          <w:rFonts w:ascii="Cambria" w:cs="Cambria" w:eastAsia="Cambria" w:hAnsi="Cambria"/>
           <w:sz w:val="22"/>
           <w:szCs w:val="22"/>
         </w:rPr>
@@ -611,7 +611,7 @@
       </w:pPr>
       <w:r>
         <w:rPr>
-          <w:rFonts w:ascii="Georgia" w:cs="Georgia" w:eastAsia="Georgia" w:hAnsi="Georgia"/>
+          <w:rFonts w:ascii="Cambria" w:cs="Cambria" w:eastAsia="Cambria" w:hAnsi="Cambria"/>
           <w:sz w:val="22"/>
           <w:szCs w:val="22"/>
         </w:rPr>
@@ -625,7 +625,7 @@
       </w:pPr>
       <w:r>
         <w:rPr>
-          <w:rFonts w:ascii="Georgia" w:cs="Georgia" w:eastAsia="Georgia" w:hAnsi="Georgia"/>
+          <w:rFonts w:ascii="Cambria" w:cs="Cambria" w:eastAsia="Cambria" w:hAnsi="Cambria"/>
           <w:i/>
           <w:iCs/>
           <w:color w:val="595959"/>
@@ -641,7 +641,7 @@
       </w:pPr>
       <w:r>
         <w:rPr>
-          <w:rFonts w:ascii="Georgia" w:cs="Georgia" w:eastAsia="Georgia" w:hAnsi="Georgia"/>
+          <w:rFonts w:ascii="Cambria" w:cs="Cambria" w:eastAsia="Cambria" w:hAnsi="Cambria"/>
           <w:b/>
           <w:bCs/>
           <w:color w:val="C5511A"/>
@@ -652,7 +652,7 @@
       </w:r>
       <w:r>
         <w:rPr>
-          <w:rFonts w:ascii="Georgia" w:cs="Georgia" w:eastAsia="Georgia" w:hAnsi="Georgia"/>
+          <w:rFonts w:ascii="Cambria" w:cs="Cambria" w:eastAsia="Cambria" w:hAnsi="Cambria"/>
           <w:b/>
           <w:bCs/>
           <w:sz w:val="22"/>
@@ -669,7 +669,7 @@
       </w:pPr>
       <w:r>
         <w:rPr>
-          <w:rFonts w:ascii="Georgia" w:cs="Georgia" w:eastAsia="Georgia" w:hAnsi="Georgia"/>
+          <w:rFonts w:ascii="Cambria" w:cs="Cambria" w:eastAsia="Cambria" w:hAnsi="Cambria"/>
           <w:sz w:val="22"/>
           <w:szCs w:val="22"/>
         </w:rPr>
@@ -684,7 +684,7 @@
       </w:pPr>
       <w:r>
         <w:rPr>
-          <w:rFonts w:ascii="Georgia" w:cs="Georgia" w:eastAsia="Georgia" w:hAnsi="Georgia"/>
+          <w:rFonts w:ascii="Cambria" w:cs="Cambria" w:eastAsia="Cambria" w:hAnsi="Cambria"/>
           <w:sz w:val="22"/>
           <w:szCs w:val="22"/>
         </w:rPr>
@@ -698,7 +698,7 @@
       </w:pPr>
       <w:r>
         <w:rPr>
-          <w:rFonts w:ascii="Georgia" w:cs="Georgia" w:eastAsia="Georgia" w:hAnsi="Georgia"/>
+          <w:rFonts w:ascii="Cambria" w:cs="Cambria" w:eastAsia="Cambria" w:hAnsi="Cambria"/>
           <w:i/>
           <w:iCs/>
           <w:color w:val="595959"/>

--- a/content/reports/distribution/Issue_004_Joel_Personal_Twitter.docx
+++ b/content/reports/distribution/Issue_004_Joel_Personal_Twitter.docx
@@ -147,7 +147,7 @@
           <w:sz w:val="22"/>
           <w:szCs w:val="22"/>
         </w:rPr>
-        <w:t xml:space="preserve">What keeps pulling me back to the composition is that almost none of it is USDC. weETH +$285M, sUSDe +$145M, WBTC +$124M. USDC actually shed $20M, USDT $62M. The growth is collateral.</w:t>
+        <w:t xml:space="preserve">What keeps pulling me back to the composition is that almost none of it is base stablecoins. weETH +$285M, WBTC +$124M, and sUSDe +$145M, which is a dollar but sits on Aave as collateral for the Ethena carry. USDC actually shed $20M, USDT $62M. The growth is collateral to borrow against, not lending supply.</w:t>
       </w:r>
     </w:p>
     <w:p>
@@ -164,7 +164,7 @@
           <w:sz w:val="18"/>
           <w:szCs w:val="18"/>
         </w:rPr>
-        <w:t xml:space="preserve">183 characters</w:t>
+        <w:t xml:space="preserve">308 characters</w:t>
       </w:r>
     </w:p>
     <w:p>
